--- a/EXPORTS/DOCX/published/niveau3/English/WMRotterdam.docx
+++ b/EXPORTS/DOCX/published/niveau3/English/WMRotterdam.docx
@@ -302,73 +302,37 @@
           <w:i w:val="0"/>
           <w:color w:val="0000FF"/>
           <w:sz w:val="24"/>
-          <w:u w:val="single"/>
         </w:rPr>
-        <w:hyperlink r:id="rId10" w:history="1">
-          <w:r>
-            <w:rPr>
-              <w:rStyle w:val="Hyperlink"/>
-            </w:rPr>
-            <w:t>Princ</w:t>
-          </w:r>
-        </w:hyperlink>
+        <w:t>Prince Hendrik</w:t>
       </w:r>
       <w:r>
         <w:rPr>
-          <w:rFonts w:ascii="Charis SIL Regular" w:hAnsi="Charis SIL Regular" w:eastAsia="Charis SIL Regular"/>
-          <w:b w:val="0"/>
-          <w:i w:val="0"/>
-          <w:color w:val="0000FF"/>
-          <w:sz w:val="24"/>
-          <w:u w:val="single"/>
-        </w:rPr>
-        <w:hyperlink r:id="rId10" w:history="1">
-          <w:r>
-            <w:rPr>
-              <w:rStyle w:val="Hyperlink"/>
-            </w:rPr>
-            <w:t>e</w:t>
-          </w:r>
-        </w:hyperlink>
-      </w:r>
-      <w:r>
-        <w:rPr>
-          <w:rFonts w:ascii="Charis SIL Regular" w:hAnsi="Charis SIL Regular" w:eastAsia="Charis SIL Regular"/>
-          <w:b w:val="0"/>
-          <w:i w:val="0"/>
-          <w:color w:val="0000FF"/>
-          <w:sz w:val="24"/>
-          <w:u w:val="single"/>
-        </w:rPr>
-        <w:t xml:space="preserve"> </w:t>
-      </w:r>
-      <w:r>
-        <w:rPr>
-          <w:rFonts w:ascii="Charis SIL Regular" w:hAnsi="Charis SIL Regular" w:eastAsia="Charis SIL Regular"/>
-          <w:b w:val="0"/>
-          <w:i w:val="0"/>
-          <w:color w:val="0000FF"/>
-          <w:sz w:val="24"/>
-          <w:u w:val="single"/>
-        </w:rPr>
-        <w:hyperlink r:id="rId10" w:history="1">
-          <w:r>
-            <w:rPr>
-              <w:rStyle w:val="Hyperlink"/>
-            </w:rPr>
-            <w:t>Hendrik</w:t>
-          </w:r>
-        </w:hyperlink>
-      </w:r>
-      <w:r>
-        <w:rPr>
+          <w:u w:val="single" w:color="0000ff"/>
           <w:rFonts w:ascii="Charis SIL Regular" w:hAnsi="Charis SIL Regular" w:eastAsia="Charis SIL Regular"/>
           <w:b w:val="0"/>
           <w:i w:val="0"/>
           <w:color w:val="000000"/>
           <w:sz w:val="24"/>
         </w:rPr>
-        <w:t xml:space="preserve"> died in 1</w:t>
+        <w:t xml:space="preserve"> </w:t>
+      </w:r>
+      <w:r>
+        <w:rPr>
+          <w:u w:val="single" w:color="0000ff"/>
+          <w:rFonts w:ascii="Charis SIL Regular" w:hAnsi="Charis SIL Regular" w:eastAsia="Charis SIL Regular"/>
+          <w:b w:val="0"/>
+          <w:i w:val="0"/>
+          <w:color w:val="000000"/>
+          <w:sz w:val="24"/>
+        </w:rPr>
+        <w:hyperlink r:id="rId9" w:history="1">
+          <w:r>
+            <w:rPr>
+              <w:rStyle w:val="Hyperlink"/>
+            </w:rPr>
+            <w:t>died in 1</w:t>
+          </w:r>
+        </w:hyperlink>
       </w:r>
       <w:r>
         <w:rPr>
@@ -428,7 +392,6 @@
       </w:r>
       <w:r>
         <w:rPr>
-          <w:u w:val="single" w:color="0000ff"/>
           <w:rFonts w:ascii="Charis SIL Regular" w:hAnsi="Charis SIL Regular" w:eastAsia="Charis SIL Regular"/>
           <w:b w:val="0"/>
           <w:i w:val="0"/>
@@ -446,7 +409,6 @@
       </w:r>
       <w:r>
         <w:rPr>
-          <w:u w:val="single" w:color="0000ff"/>
           <w:rFonts w:ascii="Charis SIL Regular" w:hAnsi="Charis SIL Regular" w:eastAsia="Charis SIL Regular"/>
           <w:b w:val="0"/>
           <w:i w:val="0"/>
@@ -971,7 +933,36 @@
           <w:color w:val="000000"/>
           <w:sz w:val="24"/>
         </w:rPr>
-        <w:t>‘Wereldmuseums’ in t</w:t>
+        <w:t>‘We</w:t>
+      </w:r>
+      <w:r>
+        <w:rPr>
+          <w:u w:val="single" w:color="0000ff"/>
+          <w:rFonts w:ascii="Charis SIL Regular" w:hAnsi="Charis SIL Regular" w:eastAsia="Charis SIL Regular"/>
+          <w:b w:val="0"/>
+          <w:i w:val="0"/>
+          <w:color w:val="000000"/>
+          <w:sz w:val="24"/>
+        </w:rPr>
+        <w:t>reldmuse</w:t>
+      </w:r>
+      <w:r>
+        <w:rPr>
+          <w:u w:val="single" w:color="0000ff"/>
+          <w:rFonts w:ascii="Charis SIL Regular" w:hAnsi="Charis SIL Regular" w:eastAsia="Charis SIL Regular"/>
+          <w:b w:val="0"/>
+          <w:i w:val="0"/>
+          <w:color w:val="000000"/>
+          <w:sz w:val="24"/>
+        </w:rPr>
+        <w:hyperlink r:id="rId12" w:history="1">
+          <w:r>
+            <w:rPr>
+              <w:rStyle w:val="Hyperlink"/>
+            </w:rPr>
+            <w:t>ums’ in t</w:t>
+          </w:r>
+        </w:hyperlink>
       </w:r>
       <w:r>
         <w:rPr>
@@ -3262,6 +3253,7 @@
           <w:i w:val="0"/>
           <w:color w:val="0000FF"/>
           <w:sz w:val="24"/>
+          <w:u w:val="single"/>
         </w:rPr>
         <w:hyperlink r:id="rId21" w:history="1">
           <w:r>

--- a/EXPORTS/DOCX/published/niveau3/English/WMRotterdam.docx
+++ b/EXPORTS/DOCX/published/niveau3/English/WMRotterdam.docx
@@ -302,37 +302,73 @@
           <w:i w:val="0"/>
           <w:color w:val="0000FF"/>
           <w:sz w:val="24"/>
+          <w:u w:val="single"/>
         </w:rPr>
-        <w:t>Prince Hendrik</w:t>
+        <w:hyperlink r:id="rId10" w:history="1">
+          <w:r>
+            <w:rPr>
+              <w:rStyle w:val="Hyperlink"/>
+            </w:rPr>
+            <w:t>Princ</w:t>
+          </w:r>
+        </w:hyperlink>
       </w:r>
       <w:r>
         <w:rPr>
-          <w:u w:val="single" w:color="0000ff"/>
+          <w:rFonts w:ascii="Charis SIL Regular" w:hAnsi="Charis SIL Regular" w:eastAsia="Charis SIL Regular"/>
+          <w:b w:val="0"/>
+          <w:i w:val="0"/>
+          <w:color w:val="0000FF"/>
+          <w:sz w:val="24"/>
+          <w:u w:val="single"/>
+        </w:rPr>
+        <w:hyperlink r:id="rId10" w:history="1">
+          <w:r>
+            <w:rPr>
+              <w:rStyle w:val="Hyperlink"/>
+            </w:rPr>
+            <w:t>e</w:t>
+          </w:r>
+        </w:hyperlink>
+      </w:r>
+      <w:r>
+        <w:rPr>
+          <w:rFonts w:ascii="Charis SIL Regular" w:hAnsi="Charis SIL Regular" w:eastAsia="Charis SIL Regular"/>
+          <w:b w:val="0"/>
+          <w:i w:val="0"/>
+          <w:color w:val="0000FF"/>
+          <w:sz w:val="24"/>
+          <w:u w:val="single"/>
+        </w:rPr>
+        <w:t xml:space="preserve"> </w:t>
+      </w:r>
+      <w:r>
+        <w:rPr>
+          <w:rFonts w:ascii="Charis SIL Regular" w:hAnsi="Charis SIL Regular" w:eastAsia="Charis SIL Regular"/>
+          <w:b w:val="0"/>
+          <w:i w:val="0"/>
+          <w:color w:val="0000FF"/>
+          <w:sz w:val="24"/>
+          <w:u w:val="single"/>
+        </w:rPr>
+        <w:hyperlink r:id="rId10" w:history="1">
+          <w:r>
+            <w:rPr>
+              <w:rStyle w:val="Hyperlink"/>
+            </w:rPr>
+            <w:t>Hendrik</w:t>
+          </w:r>
+        </w:hyperlink>
+      </w:r>
+      <w:r>
+        <w:rPr>
           <w:rFonts w:ascii="Charis SIL Regular" w:hAnsi="Charis SIL Regular" w:eastAsia="Charis SIL Regular"/>
           <w:b w:val="0"/>
           <w:i w:val="0"/>
           <w:color w:val="000000"/>
           <w:sz w:val="24"/>
         </w:rPr>
-        <w:t xml:space="preserve"> </w:t>
-      </w:r>
-      <w:r>
-        <w:rPr>
-          <w:u w:val="single" w:color="0000ff"/>
-          <w:rFonts w:ascii="Charis SIL Regular" w:hAnsi="Charis SIL Regular" w:eastAsia="Charis SIL Regular"/>
-          <w:b w:val="0"/>
-          <w:i w:val="0"/>
-          <w:color w:val="000000"/>
-          <w:sz w:val="24"/>
-        </w:rPr>
-        <w:hyperlink r:id="rId9" w:history="1">
-          <w:r>
-            <w:rPr>
-              <w:rStyle w:val="Hyperlink"/>
-            </w:rPr>
-            <w:t>died in 1</w:t>
-          </w:r>
-        </w:hyperlink>
+        <w:t xml:space="preserve"> died in 1</w:t>
       </w:r>
       <w:r>
         <w:rPr>
@@ -392,6 +428,7 @@
       </w:r>
       <w:r>
         <w:rPr>
+          <w:u w:val="single" w:color="0000ff"/>
           <w:rFonts w:ascii="Charis SIL Regular" w:hAnsi="Charis SIL Regular" w:eastAsia="Charis SIL Regular"/>
           <w:b w:val="0"/>
           <w:i w:val="0"/>
@@ -409,6 +446,7 @@
       </w:r>
       <w:r>
         <w:rPr>
+          <w:u w:val="single" w:color="0000ff"/>
           <w:rFonts w:ascii="Charis SIL Regular" w:hAnsi="Charis SIL Regular" w:eastAsia="Charis SIL Regular"/>
           <w:b w:val="0"/>
           <w:i w:val="0"/>
@@ -933,36 +971,7 @@
           <w:color w:val="000000"/>
           <w:sz w:val="24"/>
         </w:rPr>
-        <w:t>‘We</w:t>
-      </w:r>
-      <w:r>
-        <w:rPr>
-          <w:u w:val="single" w:color="0000ff"/>
-          <w:rFonts w:ascii="Charis SIL Regular" w:hAnsi="Charis SIL Regular" w:eastAsia="Charis SIL Regular"/>
-          <w:b w:val="0"/>
-          <w:i w:val="0"/>
-          <w:color w:val="000000"/>
-          <w:sz w:val="24"/>
-        </w:rPr>
-        <w:t>reldmuse</w:t>
-      </w:r>
-      <w:r>
-        <w:rPr>
-          <w:u w:val="single" w:color="0000ff"/>
-          <w:rFonts w:ascii="Charis SIL Regular" w:hAnsi="Charis SIL Regular" w:eastAsia="Charis SIL Regular"/>
-          <w:b w:val="0"/>
-          <w:i w:val="0"/>
-          <w:color w:val="000000"/>
-          <w:sz w:val="24"/>
-        </w:rPr>
-        <w:hyperlink r:id="rId12" w:history="1">
-          <w:r>
-            <w:rPr>
-              <w:rStyle w:val="Hyperlink"/>
-            </w:rPr>
-            <w:t>ums’ in t</w:t>
-          </w:r>
-        </w:hyperlink>
+        <w:t>‘Wereldmuseums’ in t</w:t>
       </w:r>
       <w:r>
         <w:rPr>

--- a/EXPORTS/DOCX/published/niveau3/English/WMRotterdam.docx
+++ b/EXPORTS/DOCX/published/niveau3/English/WMRotterdam.docx
@@ -351,7 +351,7 @@
           <w:sz w:val="24"/>
           <w:u w:val="single"/>
         </w:rPr>
-        <w:hyperlink r:id="rId10" w:history="1">
+        <w:hyperlink r:id="rId9" w:history="1">
           <w:r>
             <w:rPr>
               <w:rStyle w:val="Hyperlink"/>
@@ -362,13 +362,32 @@
       </w:r>
       <w:r>
         <w:rPr>
+          <w:u w:val="single" w:color="0000ff"/>
           <w:rFonts w:ascii="Charis SIL Regular" w:hAnsi="Charis SIL Regular" w:eastAsia="Charis SIL Regular"/>
           <w:b w:val="0"/>
           <w:i w:val="0"/>
           <w:color w:val="000000"/>
           <w:sz w:val="24"/>
         </w:rPr>
-        <w:t xml:space="preserve"> died in 1</w:t>
+        <w:t xml:space="preserve"> </w:t>
+      </w:r>
+      <w:r>
+        <w:rPr>
+          <w:u w:val="single" w:color="0000ff"/>
+          <w:rFonts w:ascii="Charis SIL Regular" w:hAnsi="Charis SIL Regular" w:eastAsia="Charis SIL Regular"/>
+          <w:b w:val="0"/>
+          <w:i w:val="0"/>
+          <w:color w:val="000000"/>
+          <w:sz w:val="24"/>
+        </w:rPr>
+        <w:hyperlink r:id="rId9" w:history="1">
+          <w:r>
+            <w:rPr>
+              <w:rStyle w:val="Hyperlink"/>
+            </w:rPr>
+            <w:t>died in 1</w:t>
+          </w:r>
+        </w:hyperlink>
       </w:r>
       <w:r>
         <w:rPr>
@@ -971,7 +990,43 @@
           <w:color w:val="000000"/>
           <w:sz w:val="24"/>
         </w:rPr>
-        <w:t>‘Wereldmuseums’ in t</w:t>
+        <w:t>‘We</w:t>
+      </w:r>
+      <w:r>
+        <w:rPr>
+          <w:u w:val="single" w:color="0000ff"/>
+          <w:rFonts w:ascii="Charis SIL Regular" w:hAnsi="Charis SIL Regular" w:eastAsia="Charis SIL Regular"/>
+          <w:b w:val="0"/>
+          <w:i w:val="0"/>
+          <w:color w:val="000000"/>
+          <w:sz w:val="24"/>
+        </w:rPr>
+        <w:hyperlink r:id="rId12" w:history="1">
+          <w:r>
+            <w:rPr>
+              <w:rStyle w:val="Hyperlink"/>
+            </w:rPr>
+            <w:t>reldmuse</w:t>
+          </w:r>
+        </w:hyperlink>
+      </w:r>
+      <w:r>
+        <w:rPr>
+          <w:u w:val="single" w:color="0000ff"/>
+          <w:rFonts w:ascii="Charis SIL Regular" w:hAnsi="Charis SIL Regular" w:eastAsia="Charis SIL Regular"/>
+          <w:b w:val="0"/>
+          <w:i w:val="0"/>
+          <w:color w:val="000000"/>
+          <w:sz w:val="24"/>
+        </w:rPr>
+        <w:hyperlink r:id="rId12" w:history="1">
+          <w:r>
+            <w:rPr>
+              <w:rStyle w:val="Hyperlink"/>
+            </w:rPr>
+            <w:t>ums’ in t</w:t>
+          </w:r>
+        </w:hyperlink>
       </w:r>
       <w:r>
         <w:rPr>
@@ -1315,13 +1370,29 @@
             <w:rPr>
               <w:rStyle w:val="Hyperlink"/>
             </w:rPr>
-            <w:t>identifie</w:t>
+            <w:t>identifi</w:t>
           </w:r>
         </w:hyperlink>
       </w:r>
       <w:r>
         <w:rPr>
-          <w:u w:val="single" w:color="0000ff"/>
+          <w:rFonts w:ascii="Charis SIL Regular" w:hAnsi="Charis SIL Regular" w:eastAsia="Charis SIL Regular"/>
+          <w:b w:val="0"/>
+          <w:i w:val="0"/>
+          <w:color w:val="000000"/>
+          <w:sz w:val="24"/>
+        </w:rPr>
+        <w:hyperlink r:id="rId14" w:history="1">
+          <w:r>
+            <w:rPr>
+              <w:rStyle w:val="Hyperlink"/>
+            </w:rPr>
+            <w:t>e</w:t>
+          </w:r>
+        </w:hyperlink>
+      </w:r>
+      <w:r>
+        <w:rPr>
           <w:rFonts w:ascii="Charis SIL Regular" w:hAnsi="Charis SIL Regular" w:eastAsia="Charis SIL Regular"/>
           <w:b w:val="0"/>
           <w:i w:val="0"/>
@@ -1355,7 +1426,7 @@
             <w:rPr>
               <w:rStyle w:val="Hyperlink"/>
             </w:rPr>
-            <w:t xml:space="preserve">by the </w:t>
+            <w:t>by the a</w:t>
           </w:r>
         </w:hyperlink>
       </w:r>
@@ -1367,7 +1438,7 @@
           <w:color w:val="000000"/>
           <w:sz w:val="24"/>
         </w:rPr>
-        <w:t>attribute 'WM'. Specific questions regarding the collection of the</w:t>
+        <w:t>ttribute 'WM'. Specific questions regarding the collection of the</w:t>
       </w:r>
     </w:p>
     <w:p>
